--- a/doc/メタ解析を始めました.docx
+++ b/doc/メタ解析を始めました.docx
@@ -34,51 +34,7 @@
           <w:sz w:val="26"/>
           <w:szCs w:val="26"/>
         </w:rPr>
-        <w:t>フローチャートから</w:t>
-      </w:r>
-      <w:r>
-        <w:rPr>
-          <w:rFonts w:eastAsia="Arial"/>
-          <w:i/>
-          <w:iCs/>
-          <w:color w:val="556655"/>
-          <w:sz w:val="26"/>
-          <w:szCs w:val="26"/>
-        </w:rPr>
-        <w:t xml:space="preserve"> R </w:t>
-      </w:r>
-      <w:r>
-        <w:rPr>
-          <w:rFonts w:eastAsia="Arial"/>
-          <w:i/>
-          <w:iCs/>
-          <w:color w:val="556655"/>
-          <w:sz w:val="26"/>
-          <w:szCs w:val="26"/>
-        </w:rPr>
-        <w:t>コード・</w:t>
-      </w:r>
-      <w:r>
-        <w:rPr>
-          <w:rFonts w:eastAsia="Arial"/>
-          <w:i/>
-          <w:iCs/>
-          <w:color w:val="556655"/>
-          <w:sz w:val="26"/>
-          <w:szCs w:val="26"/>
-        </w:rPr>
-        <w:t xml:space="preserve">Web </w:t>
-      </w:r>
-      <w:r>
-        <w:rPr>
-          <w:rFonts w:eastAsia="Arial"/>
-          <w:i/>
-          <w:iCs/>
-          <w:color w:val="556655"/>
-          <w:sz w:val="26"/>
-          <w:szCs w:val="26"/>
-        </w:rPr>
-        <w:t>ツールまで、一歩ずつ</w:t>
+        <w:t>フローチャートから R コード・Web ツールまで、一歩ずつ</w:t>
       </w:r>
     </w:p>
     <w:p>
@@ -92,16 +48,7 @@
           <w:sz w:val="18"/>
           <w:szCs w:val="18"/>
         </w:rPr>
-        <w:t>🗓</w:t>
-      </w:r>
-      <w:r>
-        <w:rPr>
-          <w:rFonts w:eastAsia="Arial"/>
-          <w:color w:val="888899"/>
-          <w:sz w:val="18"/>
-          <w:szCs w:val="18"/>
-        </w:rPr>
-        <w:t xml:space="preserve"> 202</w:t>
+        <w:t>🗓 202</w:t>
       </w:r>
       <w:r>
         <w:rPr>
@@ -137,43 +84,7 @@
           <w:sz w:val="18"/>
           <w:szCs w:val="18"/>
         </w:rPr>
-        <w:t xml:space="preserve">月　</w:t>
-      </w:r>
-      <w:r>
-        <w:rPr>
-          <w:rFonts w:eastAsia="Arial"/>
-          <w:color w:val="888899"/>
-          <w:sz w:val="18"/>
-          <w:szCs w:val="18"/>
-        </w:rPr>
-        <w:t>✏</w:t>
-      </w:r>
-      <w:r>
-        <w:rPr>
-          <w:rFonts w:eastAsia="Arial"/>
-          <w:color w:val="888899"/>
-          <w:sz w:val="18"/>
-          <w:szCs w:val="18"/>
-        </w:rPr>
-        <w:t>️</w:t>
-      </w:r>
-      <w:r>
-        <w:rPr>
-          <w:rFonts w:eastAsia="Arial"/>
-          <w:color w:val="888899"/>
-          <w:sz w:val="18"/>
-          <w:szCs w:val="18"/>
-        </w:rPr>
-        <w:t xml:space="preserve"> </w:t>
-      </w:r>
-      <w:r>
-        <w:rPr>
-          <w:rFonts w:eastAsia="Arial"/>
-          <w:color w:val="888899"/>
-          <w:sz w:val="18"/>
-          <w:szCs w:val="18"/>
-        </w:rPr>
-        <w:t>染方史郎の細菌楽教室</w:t>
+        <w:t>月　✏️ 染方史郎の細菌楽教室</w:t>
       </w:r>
     </w:p>
     <w:p>
@@ -201,21 +112,21 @@
           <w:rFonts w:eastAsia="Arial"/>
           <w:color w:val="2D2D3A"/>
         </w:rPr>
-        <w:t>に、ついに手を出しました。きっかけは「自分で解析したい」という単純な欲望です。これまでは外部委託することが多かったのですが、</w:t>
-      </w:r>
-      <w:r>
-        <w:rPr>
-          <w:rFonts w:eastAsia="Arial"/>
+        <w:t>に、ついに手を出しました。きっかけは「自分で解析したい」という単純な欲望です。</w:t>
+      </w:r>
+      <w:r>
+        <w:rPr>
+          <w:rFonts w:ascii="ＭＳ 明朝" w:eastAsia="ＭＳ 明朝" w:hAnsi="ＭＳ 明朝" w:cs="ＭＳ 明朝" w:hint="eastAsia"/>
           <w:color w:val="2D2D3A"/>
         </w:rPr>
-        <w:t xml:space="preserve">R </w:t>
+        <w:t>外部委託には費用が掛かりすぎるので</w:t>
       </w:r>
       <w:r>
         <w:rPr>
           <w:rFonts w:eastAsia="Arial"/>
           <w:color w:val="2D2D3A"/>
         </w:rPr>
-        <w:t>でのメタ解析に挑戦しながら、学習の過程で作成したページやツール群をまとめて紹介します。</w:t>
+        <w:t>、R でのメタ解析に挑戦しながら、学習の過程で作成したページやツール群をまとめて紹介します。</w:t>
       </w:r>
     </w:p>
     <w:p>
@@ -227,79 +138,7 @@
           <w:rFonts w:eastAsia="Arial"/>
           <w:color w:val="2D2D3A"/>
         </w:rPr>
-        <w:t xml:space="preserve">　</w:t>
-      </w:r>
-      <w:proofErr w:type="spellStart"/>
-      <w:r>
-        <w:rPr>
-          <w:rFonts w:eastAsia="Arial"/>
-          <w:color w:val="2D2D3A"/>
-        </w:rPr>
-        <w:t>Javascript</w:t>
-      </w:r>
-      <w:proofErr w:type="spellEnd"/>
-      <w:r>
-        <w:rPr>
-          <w:rFonts w:eastAsia="Arial"/>
-          <w:color w:val="2D2D3A"/>
-        </w:rPr>
-        <w:t>・</w:t>
-      </w:r>
-      <w:r>
-        <w:rPr>
-          <w:rFonts w:eastAsia="Arial"/>
-          <w:color w:val="2D2D3A"/>
-        </w:rPr>
-        <w:t xml:space="preserve">Python </w:t>
-      </w:r>
-      <w:r>
-        <w:rPr>
-          <w:rFonts w:eastAsia="Arial"/>
-          <w:color w:val="2D2D3A"/>
-        </w:rPr>
-        <w:t>に引き続いての</w:t>
-      </w:r>
-      <w:r>
-        <w:rPr>
-          <w:rFonts w:eastAsia="Arial"/>
-          <w:color w:val="2D2D3A"/>
-        </w:rPr>
-        <w:t xml:space="preserve"> R </w:t>
-      </w:r>
-      <w:r>
-        <w:rPr>
-          <w:rFonts w:eastAsia="Arial"/>
-          <w:color w:val="2D2D3A"/>
-        </w:rPr>
-        <w:t>学習ということで、正直まだ消化不良な部分もあります。それでも複数の言語を並行して学ぶと見えてくるものがあって、それが楽しいのです。</w:t>
-      </w:r>
-      <w:r>
-        <w:rPr>
-          <w:rFonts w:eastAsia="Arial"/>
-          <w:color w:val="2D2D3A"/>
-        </w:rPr>
-        <w:t xml:space="preserve">40 </w:t>
-      </w:r>
-      <w:r>
-        <w:rPr>
-          <w:rFonts w:eastAsia="Arial"/>
-          <w:color w:val="2D2D3A"/>
-        </w:rPr>
-        <w:t>代後半からプログラミングを始めた身ですが、生成</w:t>
-      </w:r>
-      <w:r>
-        <w:rPr>
-          <w:rFonts w:eastAsia="Arial"/>
-          <w:color w:val="2D2D3A"/>
-        </w:rPr>
-        <w:t xml:space="preserve"> AI </w:t>
-      </w:r>
-      <w:r>
-        <w:rPr>
-          <w:rFonts w:eastAsia="Arial"/>
-          <w:color w:val="2D2D3A"/>
-        </w:rPr>
-        <w:t>の力を借りることで、想像以上のペースでコンテンツを作れるようになっています。</w:t>
+        <w:t xml:space="preserve">　Javascript・Python に引き続いての R 学習ということで、正直まだ消化不良な部分もあります。それでも複数の言語を並行して学ぶと見えてくるものがあって、それが楽しいのです。40 代後半からプログラミングを始めた身ですが、生成 AI の力を借りることで、想像以上のペースでコンテンツを作れるようになっています。</w:t>
       </w:r>
     </w:p>
     <w:p>
@@ -312,10 +151,7 @@
         <w:pStyle w:val="1"/>
       </w:pPr>
       <w:r>
-        <w:t xml:space="preserve">1. </w:t>
-      </w:r>
-      <w:r>
-        <w:t>まずはフローチャートから</w:t>
+        <w:t>1. まずはフローチャートから</w:t>
       </w:r>
     </w:p>
     <w:p>
@@ -335,21 +171,7 @@
           <w:rFonts w:eastAsia="Arial"/>
           <w:color w:val="2D2D3A"/>
         </w:rPr>
-        <w:t xml:space="preserve">　最初に作ったのが、</w:t>
-      </w:r>
-      <w:r>
-        <w:rPr>
-          <w:rFonts w:eastAsia="Arial"/>
-          <w:color w:val="2D2D3A"/>
-        </w:rPr>
-        <w:t>SR</w:t>
-      </w:r>
-      <w:r>
-        <w:rPr>
-          <w:rFonts w:eastAsia="Arial"/>
-          <w:color w:val="2D2D3A"/>
-        </w:rPr>
-        <w:t>・メタ解析のワークフロー全体を整理した英語ページです。</w:t>
+        <w:t xml:space="preserve">　最初に作ったのが、SR・メタ解析のワークフロー全体を整理した英語ページです。</w:t>
       </w:r>
     </w:p>
     <w:p>
@@ -365,19 +187,7 @@
         <w:rPr>
           <w:rFonts w:eastAsia="Arial"/>
         </w:rPr>
-        <w:t xml:space="preserve">  </w:t>
-      </w:r>
-      <w:r>
-        <w:rPr>
-          <w:rFonts w:eastAsia="Arial"/>
-        </w:rPr>
-        <w:t>📄</w:t>
-      </w:r>
-      <w:r>
-        <w:rPr>
-          <w:rFonts w:eastAsia="Arial"/>
-        </w:rPr>
-        <w:t xml:space="preserve">  </w:t>
+        <w:t xml:space="preserve">  📄  </w:t>
       </w:r>
       <w:hyperlink r:id="rId5" w:history="1">
         <w:r>
@@ -396,16 +206,7 @@
           <w:sz w:val="20"/>
           <w:szCs w:val="20"/>
         </w:rPr>
-        <w:t xml:space="preserve">  </w:t>
-      </w:r>
-      <w:r>
-        <w:rPr>
-          <w:rFonts w:eastAsia="Arial"/>
-          <w:color w:val="888899"/>
-          <w:sz w:val="20"/>
-          <w:szCs w:val="20"/>
-        </w:rPr>
-        <w:t>（英語）</w:t>
+        <w:t xml:space="preserve">  （英語）</w:t>
       </w:r>
     </w:p>
     <w:p>
@@ -417,145 +218,38 @@
           <w:rFonts w:eastAsia="Arial"/>
           <w:color w:val="2D2D3A"/>
         </w:rPr>
-        <w:t xml:space="preserve">　ページには</w:t>
-      </w:r>
-      <w:r>
-        <w:rPr>
-          <w:rFonts w:eastAsia="Arial"/>
+        <w:t xml:space="preserve">　ページには SR・メタ解析の9ステップ（リサーチクエスチョンの設定 → PICO → 検索戦略 → 選択基準の策定 → プロトコル登録 → 文献検索 → バイアスリスク評価 → データ抽出 → 統計的統合）が英語で説明されています。</w:t>
+      </w:r>
+    </w:p>
+    <w:p>
+      <w:pPr>
+        <w:spacing w:before="60" w:after="140"/>
+        <w:rPr>
           <w:color w:val="2D2D3A"/>
         </w:rPr>
-        <w:t xml:space="preserve"> SR</w:t>
-      </w:r>
+      </w:pPr>
       <w:r>
         <w:rPr>
           <w:rFonts w:eastAsia="Arial"/>
           <w:color w:val="2D2D3A"/>
         </w:rPr>
-        <w:t>・メタ解析の</w:t>
-      </w:r>
-      <w:r>
-        <w:rPr>
-          <w:rFonts w:eastAsia="Arial"/>
+        <w:t xml:space="preserve">　さらに、各フェーズで役立つデータベースやツールへのリンクも掲載しています。</w:t>
+      </w:r>
+    </w:p>
+    <w:p>
+      <w:pPr>
+        <w:spacing w:before="60" w:after="140"/>
+        <w:ind w:firstLineChars="100" w:firstLine="220"/>
+        <w:rPr>
+          <w:rFonts w:hint="eastAsia"/>
+        </w:rPr>
+      </w:pPr>
+      <w:r>
+        <w:rPr>
+          <w:rFonts w:hint="eastAsia"/>
           <w:color w:val="2D2D3A"/>
         </w:rPr>
-        <w:t>9</w:t>
-      </w:r>
-      <w:r>
-        <w:rPr>
-          <w:rFonts w:eastAsia="Arial"/>
-          <w:color w:val="2D2D3A"/>
-        </w:rPr>
-        <w:t>ステップ（リサーチクエスチョンの設定</w:t>
-      </w:r>
-      <w:r>
-        <w:rPr>
-          <w:rFonts w:eastAsia="Arial"/>
-          <w:color w:val="2D2D3A"/>
-        </w:rPr>
-        <w:t xml:space="preserve"> → PICO → </w:t>
-      </w:r>
-      <w:r>
-        <w:rPr>
-          <w:rFonts w:eastAsia="Arial"/>
-          <w:color w:val="2D2D3A"/>
-        </w:rPr>
-        <w:t>検索戦略</w:t>
-      </w:r>
-      <w:r>
-        <w:rPr>
-          <w:rFonts w:eastAsia="Arial"/>
-          <w:color w:val="2D2D3A"/>
-        </w:rPr>
-        <w:t xml:space="preserve"> → </w:t>
-      </w:r>
-      <w:r>
-        <w:rPr>
-          <w:rFonts w:eastAsia="Arial"/>
-          <w:color w:val="2D2D3A"/>
-        </w:rPr>
-        <w:t>選択基準の策定</w:t>
-      </w:r>
-      <w:r>
-        <w:rPr>
-          <w:rFonts w:eastAsia="Arial"/>
-          <w:color w:val="2D2D3A"/>
-        </w:rPr>
-        <w:t xml:space="preserve"> → </w:t>
-      </w:r>
-      <w:r>
-        <w:rPr>
-          <w:rFonts w:eastAsia="Arial"/>
-          <w:color w:val="2D2D3A"/>
-        </w:rPr>
-        <w:t>プロトコル登録</w:t>
-      </w:r>
-      <w:r>
-        <w:rPr>
-          <w:rFonts w:eastAsia="Arial"/>
-          <w:color w:val="2D2D3A"/>
-        </w:rPr>
-        <w:t xml:space="preserve"> → </w:t>
-      </w:r>
-      <w:r>
-        <w:rPr>
-          <w:rFonts w:eastAsia="Arial"/>
-          <w:color w:val="2D2D3A"/>
-        </w:rPr>
-        <w:t>文献検索</w:t>
-      </w:r>
-      <w:r>
-        <w:rPr>
-          <w:rFonts w:eastAsia="Arial"/>
-          <w:color w:val="2D2D3A"/>
-        </w:rPr>
-        <w:t xml:space="preserve"> → </w:t>
-      </w:r>
-      <w:r>
-        <w:rPr>
-          <w:rFonts w:eastAsia="Arial"/>
-          <w:color w:val="2D2D3A"/>
-        </w:rPr>
-        <w:t>バイアスリスク評価</w:t>
-      </w:r>
-      <w:r>
-        <w:rPr>
-          <w:rFonts w:eastAsia="Arial"/>
-          <w:color w:val="2D2D3A"/>
-        </w:rPr>
-        <w:t xml:space="preserve"> → </w:t>
-      </w:r>
-      <w:r>
-        <w:rPr>
-          <w:rFonts w:eastAsia="Arial"/>
-          <w:color w:val="2D2D3A"/>
-        </w:rPr>
-        <w:t>データ抽出</w:t>
-      </w:r>
-      <w:r>
-        <w:rPr>
-          <w:rFonts w:eastAsia="Arial"/>
-          <w:color w:val="2D2D3A"/>
-        </w:rPr>
-        <w:t xml:space="preserve"> → </w:t>
-      </w:r>
-      <w:r>
-        <w:rPr>
-          <w:rFonts w:eastAsia="Arial"/>
-          <w:color w:val="2D2D3A"/>
-        </w:rPr>
-        <w:t>統計的統合）が英語で説明されています。</w:t>
-      </w:r>
-    </w:p>
-    <w:p>
-      <w:pPr>
-        <w:spacing w:before="60" w:after="140"/>
-      </w:pPr>
-      <w:r>
-        <w:rPr>
-          <w:rFonts w:eastAsia="Arial"/>
-          <w:color w:val="2D2D3A"/>
-        </w:rPr>
-        <w:t xml:space="preserve">　さらに、各フェーズで役立つデータベースやツールへのリンクも掲載しています。</w:t>
+        <w:t>その後、いくつか不備があることに気づきましたが、全ては修正できていません。</w:t>
       </w:r>
     </w:p>
     <w:p>
@@ -708,12 +402,6 @@
         <w:gridCol w:w="8226"/>
       </w:tblGrid>
       <w:tr>
-        <w:tblPrEx>
-          <w:tblCellMar>
-            <w:top w:w="0" w:type="dxa"/>
-            <w:bottom w:w="0" w:type="dxa"/>
-          </w:tblCellMar>
-        </w:tblPrEx>
         <w:tc>
           <w:tcPr>
             <w:tcW w:w="800" w:type="dxa"/>
@@ -786,6 +474,7 @@
                 <w:sz w:val="19"/>
                 <w:szCs w:val="19"/>
               </w:rPr>
+              <w:lastRenderedPageBreak/>
               <w:t>文献のスクリーニング・重複排除に特化したクラウドツール</w:t>
             </w:r>
           </w:p>
@@ -819,12 +508,6 @@
         <w:gridCol w:w="8226"/>
       </w:tblGrid>
       <w:tr>
-        <w:tblPrEx>
-          <w:tblCellMar>
-            <w:top w:w="0" w:type="dxa"/>
-            <w:bottom w:w="0" w:type="dxa"/>
-          </w:tblCellMar>
-        </w:tblPrEx>
         <w:tc>
           <w:tcPr>
             <w:tcW w:w="800" w:type="dxa"/>
@@ -853,7 +536,6 @@
                 <w:sz w:val="28"/>
                 <w:szCs w:val="28"/>
               </w:rPr>
-              <w:lastRenderedPageBreak/>
               <w:t>📋</w:t>
             </w:r>
           </w:p>
@@ -898,16 +580,7 @@
                 <w:sz w:val="19"/>
                 <w:szCs w:val="19"/>
               </w:rPr>
-              <w:t xml:space="preserve">SR </w:t>
-            </w:r>
-            <w:r>
-              <w:rPr>
-                <w:rFonts w:eastAsia="Arial"/>
-                <w:color w:val="555577"/>
-                <w:sz w:val="19"/>
-                <w:szCs w:val="19"/>
-              </w:rPr>
-              <w:t>報告のゴールドスタンダード。チェックリスト・フロー図を公開</w:t>
+              <w:t>SR 報告のゴールドスタンダード。チェックリスト・フロー図を公開</w:t>
             </w:r>
           </w:p>
         </w:tc>
@@ -940,12 +613,6 @@
         <w:gridCol w:w="8226"/>
       </w:tblGrid>
       <w:tr>
-        <w:tblPrEx>
-          <w:tblCellMar>
-            <w:top w:w="0" w:type="dxa"/>
-            <w:bottom w:w="0" w:type="dxa"/>
-          </w:tblCellMar>
-        </w:tblPrEx>
         <w:tc>
           <w:tcPr>
             <w:tcW w:w="800" w:type="dxa"/>
@@ -1018,16 +685,7 @@
                 <w:sz w:val="19"/>
                 <w:szCs w:val="19"/>
               </w:rPr>
-              <w:t xml:space="preserve">SR </w:t>
-            </w:r>
-            <w:r>
-              <w:rPr>
-                <w:rFonts w:eastAsia="Arial"/>
-                <w:color w:val="555577"/>
-                <w:sz w:val="19"/>
-                <w:szCs w:val="19"/>
-              </w:rPr>
-              <w:t>プロトコルの国際登録リポジトリ</w:t>
+              <w:t>SR プロトコルの国際登録リポジトリ</w:t>
             </w:r>
           </w:p>
         </w:tc>
@@ -1060,12 +718,6 @@
         <w:gridCol w:w="8226"/>
       </w:tblGrid>
       <w:tr>
-        <w:tblPrEx>
-          <w:tblCellMar>
-            <w:top w:w="0" w:type="dxa"/>
-            <w:bottom w:w="0" w:type="dxa"/>
-          </w:tblCellMar>
-        </w:tblPrEx>
         <w:tc>
           <w:tcPr>
             <w:tcW w:w="800" w:type="dxa"/>
@@ -1094,15 +746,7 @@
                 <w:sz w:val="28"/>
                 <w:szCs w:val="28"/>
               </w:rPr>
-              <w:t>⚖</w:t>
-            </w:r>
-            <w:r>
-              <w:rPr>
-                <w:rFonts w:eastAsia="Arial"/>
-                <w:sz w:val="28"/>
-                <w:szCs w:val="28"/>
-              </w:rPr>
-              <w:t>️</w:t>
+              <w:t>⚖️</w:t>
             </w:r>
           </w:p>
         </w:tc>
@@ -1146,34 +790,7 @@
                 <w:sz w:val="19"/>
                 <w:szCs w:val="19"/>
               </w:rPr>
-              <w:t xml:space="preserve">RCT </w:t>
-            </w:r>
-            <w:r>
-              <w:rPr>
-                <w:rFonts w:eastAsia="Arial"/>
-                <w:color w:val="555577"/>
-                <w:sz w:val="19"/>
-                <w:szCs w:val="19"/>
-              </w:rPr>
-              <w:t>のバイアスリスク評価ツール（</w:t>
-            </w:r>
-            <w:r>
-              <w:rPr>
-                <w:rFonts w:eastAsia="Arial"/>
-                <w:color w:val="555577"/>
-                <w:sz w:val="19"/>
-                <w:szCs w:val="19"/>
-              </w:rPr>
-              <w:t xml:space="preserve">Cochrane </w:t>
-            </w:r>
-            <w:r>
-              <w:rPr>
-                <w:rFonts w:eastAsia="Arial"/>
-                <w:color w:val="555577"/>
-                <w:sz w:val="19"/>
-                <w:szCs w:val="19"/>
-              </w:rPr>
-              <w:t>改訂版）</w:t>
+              <w:t>RCT のバイアスリスク評価ツール（Cochrane 改訂版）</w:t>
             </w:r>
           </w:p>
         </w:tc>
@@ -1206,12 +823,6 @@
         <w:gridCol w:w="8226"/>
       </w:tblGrid>
       <w:tr>
-        <w:tblPrEx>
-          <w:tblCellMar>
-            <w:top w:w="0" w:type="dxa"/>
-            <w:bottom w:w="0" w:type="dxa"/>
-          </w:tblCellMar>
-        </w:tblPrEx>
         <w:tc>
           <w:tcPr>
             <w:tcW w:w="800" w:type="dxa"/>
@@ -1284,25 +895,7 @@
                 <w:sz w:val="19"/>
                 <w:szCs w:val="19"/>
               </w:rPr>
-              <w:t>エビデンスの確実性評価（</w:t>
-            </w:r>
-            <w:r>
-              <w:rPr>
-                <w:rFonts w:eastAsia="Arial"/>
-                <w:color w:val="555577"/>
-                <w:sz w:val="19"/>
-                <w:szCs w:val="19"/>
-              </w:rPr>
-              <w:t xml:space="preserve">GRADE </w:t>
-            </w:r>
-            <w:r>
-              <w:rPr>
-                <w:rFonts w:eastAsia="Arial"/>
-                <w:color w:val="555577"/>
-                <w:sz w:val="19"/>
-                <w:szCs w:val="19"/>
-              </w:rPr>
-              <w:t>アプローチ）</w:t>
+              <w:t>エビデンスの確実性評価（GRADE アプローチ）</w:t>
             </w:r>
           </w:p>
         </w:tc>
@@ -1318,10 +911,7 @@
         <w:pStyle w:val="1"/>
       </w:pPr>
       <w:r>
-        <w:t xml:space="preserve">2. R </w:t>
-      </w:r>
-      <w:r>
-        <w:t>によるメタ解析サンプルコード</w:t>
+        <w:t>2. R によるメタ解析サンプルコード</w:t>
       </w:r>
     </w:p>
     <w:p>
@@ -1341,21 +931,7 @@
           <w:rFonts w:eastAsia="Arial"/>
           <w:color w:val="2D2D3A"/>
         </w:rPr>
-        <w:t xml:space="preserve">　次に作ったのが、</w:t>
-      </w:r>
-      <w:r>
-        <w:rPr>
-          <w:rFonts w:eastAsia="Arial"/>
-          <w:color w:val="2D2D3A"/>
-        </w:rPr>
-        <w:t xml:space="preserve">R </w:t>
-      </w:r>
-      <w:r>
-        <w:rPr>
-          <w:rFonts w:eastAsia="Arial"/>
-          <w:color w:val="2D2D3A"/>
-        </w:rPr>
-        <w:t>でメタ解析を実行するためのサンプルコードをまとめたページです。</w:t>
+        <w:t xml:space="preserve">　次に作ったのが、R でメタ解析を実行するためのサンプルコードをまとめたページです。</w:t>
       </w:r>
     </w:p>
     <w:p>
@@ -1371,19 +947,7 @@
         <w:rPr>
           <w:rFonts w:eastAsia="Arial"/>
         </w:rPr>
-        <w:t xml:space="preserve">  </w:t>
-      </w:r>
-      <w:r>
-        <w:rPr>
-          <w:rFonts w:eastAsia="Arial"/>
-        </w:rPr>
-        <w:t>📄</w:t>
-      </w:r>
-      <w:r>
-        <w:rPr>
-          <w:rFonts w:eastAsia="Arial"/>
-        </w:rPr>
-        <w:t xml:space="preserve">  </w:t>
+        <w:t xml:space="preserve">  📄  </w:t>
       </w:r>
       <w:hyperlink r:id="rId11" w:history="1">
         <w:r>
@@ -1392,15 +956,7 @@
             <w:rFonts w:eastAsia="Arial"/>
             <w:color w:val="1558A7"/>
           </w:rPr>
-          <w:t>R</w:t>
-        </w:r>
-        <w:r>
-          <w:rPr>
-            <w:rStyle w:val="a5"/>
-            <w:rFonts w:eastAsia="Arial"/>
-            <w:color w:val="1558A7"/>
-          </w:rPr>
-          <w:t>を使ったメタ解析サンプルコード</w:t>
+          <w:t>Rを使ったメタ解析サンプルコード</w:t>
         </w:r>
       </w:hyperlink>
       <w:r>
@@ -1410,16 +966,7 @@
           <w:sz w:val="20"/>
           <w:szCs w:val="20"/>
         </w:rPr>
-        <w:t xml:space="preserve">  </w:t>
-      </w:r>
-      <w:r>
-        <w:rPr>
-          <w:rFonts w:eastAsia="Arial"/>
-          <w:color w:val="888899"/>
-          <w:sz w:val="20"/>
-          <w:szCs w:val="20"/>
-        </w:rPr>
-        <w:t>（日本語）</w:t>
+        <w:t xml:space="preserve">  （日本語）</w:t>
       </w:r>
     </w:p>
     <w:p>
@@ -1431,157 +978,35 @@
           <w:rFonts w:eastAsia="Arial"/>
           <w:color w:val="2D2D3A"/>
         </w:rPr>
-        <w:t xml:space="preserve">　</w:t>
-      </w:r>
+        <w:t xml:space="preserve">　RStudio で実行できる sample.R・sample.csv・report.Rmd の3ファイルをダウンロードして使う構成です。現時点では forest plot（フォレストプロット）の作成に特化した簡易コードですが、入門としては十分です。</w:t>
+      </w:r>
+    </w:p>
+    <w:p>
+      <w:pPr>
+        <w:spacing w:after="120"/>
+      </w:pPr>
+    </w:p>
+    <w:p>
+      <w:pPr>
+        <w:pStyle w:val="2"/>
+      </w:pPr>
+      <w:r>
+        <w:rPr>
+          <w:color w:val="BA7517"/>
+        </w:rPr>
+        <w:t>sample.csv の入力形式</w:t>
+      </w:r>
+    </w:p>
+    <w:p>
+      <w:pPr>
+        <w:spacing w:before="60" w:after="140"/>
+      </w:pPr>
       <w:r>
         <w:rPr>
           <w:rFonts w:eastAsia="Arial"/>
           <w:color w:val="2D2D3A"/>
         </w:rPr>
-        <w:t xml:space="preserve">RStudio </w:t>
-      </w:r>
-      <w:r>
-        <w:rPr>
-          <w:rFonts w:eastAsia="Arial"/>
-          <w:color w:val="2D2D3A"/>
-        </w:rPr>
-        <w:t>で実行できる</w:t>
-      </w:r>
-      <w:r>
-        <w:rPr>
-          <w:rFonts w:eastAsia="Arial"/>
-          <w:color w:val="2D2D3A"/>
-        </w:rPr>
-        <w:t xml:space="preserve"> </w:t>
-      </w:r>
-      <w:proofErr w:type="spellStart"/>
-      <w:r>
-        <w:rPr>
-          <w:rFonts w:eastAsia="Arial"/>
-          <w:color w:val="2D2D3A"/>
-        </w:rPr>
-        <w:t>sample.R</w:t>
-      </w:r>
-      <w:proofErr w:type="spellEnd"/>
-      <w:r>
-        <w:rPr>
-          <w:rFonts w:eastAsia="Arial"/>
-          <w:color w:val="2D2D3A"/>
-        </w:rPr>
-        <w:t>・</w:t>
-      </w:r>
-      <w:r>
-        <w:rPr>
-          <w:rFonts w:eastAsia="Arial"/>
-          <w:color w:val="2D2D3A"/>
-        </w:rPr>
-        <w:t>sample.csv</w:t>
-      </w:r>
-      <w:r>
-        <w:rPr>
-          <w:rFonts w:eastAsia="Arial"/>
-          <w:color w:val="2D2D3A"/>
-        </w:rPr>
-        <w:t>・</w:t>
-      </w:r>
-      <w:proofErr w:type="spellStart"/>
-      <w:r>
-        <w:rPr>
-          <w:rFonts w:eastAsia="Arial"/>
-          <w:color w:val="2D2D3A"/>
-        </w:rPr>
-        <w:t>report.Rmd</w:t>
-      </w:r>
-      <w:proofErr w:type="spellEnd"/>
-      <w:r>
-        <w:rPr>
-          <w:rFonts w:eastAsia="Arial"/>
-          <w:color w:val="2D2D3A"/>
-        </w:rPr>
-        <w:t xml:space="preserve"> </w:t>
-      </w:r>
-      <w:r>
-        <w:rPr>
-          <w:rFonts w:eastAsia="Arial"/>
-          <w:color w:val="2D2D3A"/>
-        </w:rPr>
-        <w:t>の</w:t>
-      </w:r>
-      <w:r>
-        <w:rPr>
-          <w:rFonts w:eastAsia="Arial"/>
-          <w:color w:val="2D2D3A"/>
-        </w:rPr>
-        <w:t>3</w:t>
-      </w:r>
-      <w:r>
-        <w:rPr>
-          <w:rFonts w:eastAsia="Arial"/>
-          <w:color w:val="2D2D3A"/>
-        </w:rPr>
-        <w:t>ファイルをダウンロードして使う構成です。現時点では</w:t>
-      </w:r>
-      <w:r>
-        <w:rPr>
-          <w:rFonts w:eastAsia="Arial"/>
-          <w:color w:val="2D2D3A"/>
-        </w:rPr>
-        <w:t xml:space="preserve"> forest plot</w:t>
-      </w:r>
-      <w:r>
-        <w:rPr>
-          <w:rFonts w:eastAsia="Arial"/>
-          <w:color w:val="2D2D3A"/>
-        </w:rPr>
-        <w:t>（フォレストプロット）の作成に特化した簡易コードですが、入門としては十分です。</w:t>
-      </w:r>
-    </w:p>
-    <w:p>
-      <w:pPr>
-        <w:spacing w:after="120"/>
-      </w:pPr>
-    </w:p>
-    <w:p>
-      <w:pPr>
-        <w:pStyle w:val="2"/>
-      </w:pPr>
-      <w:r>
-        <w:rPr>
-          <w:color w:val="BA7517"/>
-        </w:rPr>
-        <w:t xml:space="preserve">sample.csv </w:t>
-      </w:r>
-      <w:r>
-        <w:rPr>
-          <w:color w:val="BA7517"/>
-        </w:rPr>
-        <w:t>の入力形式</w:t>
-      </w:r>
-    </w:p>
-    <w:p>
-      <w:pPr>
-        <w:spacing w:before="60" w:after="140"/>
-      </w:pPr>
-      <w:r>
-        <w:rPr>
-          <w:rFonts w:eastAsia="Arial"/>
-          <w:color w:val="2D2D3A"/>
-        </w:rPr>
-        <w:t>以下の列を持つ</w:t>
-      </w:r>
-      <w:r>
-        <w:rPr>
-          <w:rFonts w:eastAsia="Arial"/>
-          <w:color w:val="2D2D3A"/>
-        </w:rPr>
-        <w:t xml:space="preserve"> CSV </w:t>
-      </w:r>
-      <w:r>
-        <w:rPr>
-          <w:rFonts w:eastAsia="Arial"/>
-          <w:color w:val="2D2D3A"/>
-        </w:rPr>
-        <w:t>ファイルにデータを入力します。</w:t>
+        <w:t>以下の列を持つ CSV ファイルにデータを入力します。</w:t>
       </w:r>
     </w:p>
     <w:tbl>
@@ -1609,12 +1034,6 @@
         <w:gridCol w:w="2143"/>
       </w:tblGrid>
       <w:tr>
-        <w:tblPrEx>
-          <w:tblCellMar>
-            <w:top w:w="0" w:type="dxa"/>
-            <w:bottom w:w="0" w:type="dxa"/>
-          </w:tblCellMar>
-        </w:tblPrEx>
         <w:tc>
           <w:tcPr>
             <w:tcW w:w="2256" w:type="dxa"/>
@@ -1664,8 +1083,6 @@
             </w:tcMar>
           </w:tcPr>
           <w:p>
-            <w:proofErr w:type="spellStart"/>
-            <w:proofErr w:type="gramStart"/>
             <w:r>
               <w:rPr>
                 <w:rFonts w:ascii="Courier New" w:eastAsia="Courier New" w:hAnsi="Courier New" w:cs="Courier New"/>
@@ -1677,8 +1094,6 @@
               </w:rPr>
               <w:t>event.e</w:t>
             </w:r>
-            <w:proofErr w:type="spellEnd"/>
-            <w:proofErr w:type="gramEnd"/>
           </w:p>
         </w:tc>
         <w:tc>
@@ -1699,8 +1114,6 @@
             </w:tcMar>
           </w:tcPr>
           <w:p>
-            <w:proofErr w:type="spellStart"/>
-            <w:proofErr w:type="gramStart"/>
             <w:r>
               <w:rPr>
                 <w:rFonts w:ascii="Courier New" w:eastAsia="Courier New" w:hAnsi="Courier New" w:cs="Courier New"/>
@@ -1712,8 +1125,6 @@
               </w:rPr>
               <w:t>n.e</w:t>
             </w:r>
-            <w:proofErr w:type="spellEnd"/>
-            <w:proofErr w:type="gramEnd"/>
           </w:p>
         </w:tc>
         <w:tc>
@@ -1734,7 +1145,6 @@
             </w:tcMar>
           </w:tcPr>
           <w:p>
-            <w:proofErr w:type="spellStart"/>
             <w:r>
               <w:rPr>
                 <w:rFonts w:ascii="Courier New" w:eastAsia="Courier New" w:hAnsi="Courier New" w:cs="Courier New"/>
@@ -1746,7 +1156,6 @@
               </w:rPr>
               <w:t>event.c</w:t>
             </w:r>
-            <w:proofErr w:type="spellEnd"/>
           </w:p>
         </w:tc>
         <w:tc>
@@ -1767,7 +1176,6 @@
             </w:tcMar>
           </w:tcPr>
           <w:p>
-            <w:proofErr w:type="spellStart"/>
             <w:r>
               <w:rPr>
                 <w:rFonts w:ascii="Courier New" w:eastAsia="Courier New" w:hAnsi="Courier New" w:cs="Courier New"/>
@@ -1779,17 +1187,10 @@
               </w:rPr>
               <w:t>n.c</w:t>
             </w:r>
-            <w:proofErr w:type="spellEnd"/>
           </w:p>
         </w:tc>
       </w:tr>
       <w:tr>
-        <w:tblPrEx>
-          <w:tblCellMar>
-            <w:top w:w="0" w:type="dxa"/>
-            <w:bottom w:w="0" w:type="dxa"/>
-          </w:tblCellMar>
-        </w:tblPrEx>
         <w:tc>
           <w:tcPr>
             <w:tcW w:w="2256" w:type="dxa"/>
@@ -1944,12 +1345,6 @@
         </w:tc>
       </w:tr>
       <w:tr>
-        <w:tblPrEx>
-          <w:tblCellMar>
-            <w:top w:w="0" w:type="dxa"/>
-            <w:bottom w:w="0" w:type="dxa"/>
-          </w:tblCellMar>
-        </w:tblPrEx>
         <w:tc>
           <w:tcPr>
             <w:tcW w:w="2256" w:type="dxa"/>
@@ -2117,183 +1512,7 @@
           <w:sz w:val="18"/>
           <w:szCs w:val="18"/>
         </w:rPr>
-        <w:t>各列：研究名</w:t>
-      </w:r>
-      <w:r>
-        <w:rPr>
-          <w:rFonts w:eastAsia="Arial"/>
-          <w:i/>
-          <w:iCs/>
-          <w:color w:val="777799"/>
-          <w:sz w:val="18"/>
-          <w:szCs w:val="18"/>
-        </w:rPr>
-        <w:t xml:space="preserve"> </w:t>
-      </w:r>
-      <w:r>
-        <w:rPr>
-          <w:rFonts w:eastAsia="Arial"/>
-          <w:i/>
-          <w:iCs/>
-          <w:color w:val="777799"/>
-          <w:sz w:val="18"/>
-          <w:szCs w:val="18"/>
-        </w:rPr>
-        <w:t>／</w:t>
-      </w:r>
-      <w:r>
-        <w:rPr>
-          <w:rFonts w:eastAsia="Arial"/>
-          <w:i/>
-          <w:iCs/>
-          <w:color w:val="777799"/>
-          <w:sz w:val="18"/>
-          <w:szCs w:val="18"/>
-        </w:rPr>
-        <w:t xml:space="preserve"> </w:t>
-      </w:r>
-      <w:r>
-        <w:rPr>
-          <w:rFonts w:eastAsia="Arial"/>
-          <w:i/>
-          <w:iCs/>
-          <w:color w:val="777799"/>
-          <w:sz w:val="18"/>
-          <w:szCs w:val="18"/>
-        </w:rPr>
-        <w:t>介入群イベント数</w:t>
-      </w:r>
-      <w:r>
-        <w:rPr>
-          <w:rFonts w:eastAsia="Arial"/>
-          <w:i/>
-          <w:iCs/>
-          <w:color w:val="777799"/>
-          <w:sz w:val="18"/>
-          <w:szCs w:val="18"/>
-        </w:rPr>
-        <w:t xml:space="preserve"> </w:t>
-      </w:r>
-      <w:r>
-        <w:rPr>
-          <w:rFonts w:eastAsia="Arial"/>
-          <w:i/>
-          <w:iCs/>
-          <w:color w:val="777799"/>
-          <w:sz w:val="18"/>
-          <w:szCs w:val="18"/>
-        </w:rPr>
-        <w:t>／</w:t>
-      </w:r>
-      <w:r>
-        <w:rPr>
-          <w:rFonts w:eastAsia="Arial"/>
-          <w:i/>
-          <w:iCs/>
-          <w:color w:val="777799"/>
-          <w:sz w:val="18"/>
-          <w:szCs w:val="18"/>
-        </w:rPr>
-        <w:t xml:space="preserve"> </w:t>
-      </w:r>
-      <w:r>
-        <w:rPr>
-          <w:rFonts w:eastAsia="Arial"/>
-          <w:i/>
-          <w:iCs/>
-          <w:color w:val="777799"/>
-          <w:sz w:val="18"/>
-          <w:szCs w:val="18"/>
-        </w:rPr>
-        <w:t>介入群合計</w:t>
-      </w:r>
-      <w:r>
-        <w:rPr>
-          <w:rFonts w:eastAsia="Arial"/>
-          <w:i/>
-          <w:iCs/>
-          <w:color w:val="777799"/>
-          <w:sz w:val="18"/>
-          <w:szCs w:val="18"/>
-        </w:rPr>
-        <w:t xml:space="preserve"> </w:t>
-      </w:r>
-      <w:r>
-        <w:rPr>
-          <w:rFonts w:eastAsia="Arial"/>
-          <w:i/>
-          <w:iCs/>
-          <w:color w:val="777799"/>
-          <w:sz w:val="18"/>
-          <w:szCs w:val="18"/>
-        </w:rPr>
-        <w:t>／</w:t>
-      </w:r>
-      <w:r>
-        <w:rPr>
-          <w:rFonts w:eastAsia="Arial"/>
-          <w:i/>
-          <w:iCs/>
-          <w:color w:val="777799"/>
-          <w:sz w:val="18"/>
-          <w:szCs w:val="18"/>
-        </w:rPr>
-        <w:t xml:space="preserve"> </w:t>
-      </w:r>
-      <w:r>
-        <w:rPr>
-          <w:rFonts w:eastAsia="Arial"/>
-          <w:i/>
-          <w:iCs/>
-          <w:color w:val="777799"/>
-          <w:sz w:val="18"/>
-          <w:szCs w:val="18"/>
-        </w:rPr>
-        <w:t>対照群イベント数</w:t>
-      </w:r>
-      <w:r>
-        <w:rPr>
-          <w:rFonts w:eastAsia="Arial"/>
-          <w:i/>
-          <w:iCs/>
-          <w:color w:val="777799"/>
-          <w:sz w:val="18"/>
-          <w:szCs w:val="18"/>
-        </w:rPr>
-        <w:t xml:space="preserve"> </w:t>
-      </w:r>
-      <w:r>
-        <w:rPr>
-          <w:rFonts w:eastAsia="Arial"/>
-          <w:i/>
-          <w:iCs/>
-          <w:color w:val="777799"/>
-          <w:sz w:val="18"/>
-          <w:szCs w:val="18"/>
-        </w:rPr>
-        <w:t>／</w:t>
-      </w:r>
-      <w:r>
-        <w:rPr>
-          <w:rFonts w:eastAsia="Arial"/>
-          <w:i/>
-          <w:iCs/>
-          <w:color w:val="777799"/>
-          <w:sz w:val="18"/>
-          <w:szCs w:val="18"/>
-        </w:rPr>
-        <w:t xml:space="preserve"> </w:t>
-      </w:r>
-      <w:r>
-        <w:rPr>
-          <w:rFonts w:eastAsia="Arial"/>
-          <w:i/>
-          <w:iCs/>
-          <w:color w:val="777799"/>
-          <w:sz w:val="18"/>
-          <w:szCs w:val="18"/>
-        </w:rPr>
-        <w:t>対照群合計</w:t>
+        <w:t>各列：研究名 ／ 介入群イベント数 ／ 介入群合計 ／ 対照群イベント数 ／ 対照群合計</w:t>
       </w:r>
     </w:p>
     <w:p>
@@ -2306,16 +1525,7 @@
         <w:pStyle w:val="1"/>
       </w:pPr>
       <w:r>
-        <w:t xml:space="preserve">3. Claude </w:t>
-      </w:r>
-      <w:r>
-        <w:t>の力を借りて作った</w:t>
-      </w:r>
-      <w:r>
-        <w:t xml:space="preserve"> Web </w:t>
-      </w:r>
-      <w:r>
-        <w:t>ツール</w:t>
+        <w:t>3. Claude の力を借りて作った Web ツール</w:t>
       </w:r>
     </w:p>
     <w:p>
@@ -2335,63 +1545,15 @@
           <w:rFonts w:eastAsia="Arial"/>
           <w:color w:val="2D2D3A"/>
         </w:rPr>
-        <w:t xml:space="preserve">　最近は生成</w:t>
+        <w:t xml:space="preserve">　最近は生成 AI（主に Claude）を多用して、様々なコンテンツを作るようになりました。以下の Web ツールもその産物です。ブラウザだけで動くため、R のインストール不要で手</w:t>
       </w:r>
       <w:r>
         <w:rPr>
           <w:rFonts w:eastAsia="Arial"/>
           <w:color w:val="2D2D3A"/>
         </w:rPr>
-        <w:t xml:space="preserve"> AI</w:t>
-      </w:r>
-      <w:r>
-        <w:rPr>
-          <w:rFonts w:eastAsia="Arial"/>
-          <w:color w:val="2D2D3A"/>
-        </w:rPr>
-        <w:t>（主に</w:t>
-      </w:r>
-      <w:r>
-        <w:rPr>
-          <w:rFonts w:eastAsia="Arial"/>
-          <w:color w:val="2D2D3A"/>
-        </w:rPr>
-        <w:t xml:space="preserve"> Claude</w:t>
-      </w:r>
-      <w:r>
-        <w:rPr>
-          <w:rFonts w:eastAsia="Arial"/>
-          <w:color w:val="2D2D3A"/>
-        </w:rPr>
-        <w:t>）を多用して、様々なコンテンツを作るようになりました。以下の</w:t>
-      </w:r>
-      <w:r>
-        <w:rPr>
-          <w:rFonts w:eastAsia="Arial"/>
-          <w:color w:val="2D2D3A"/>
-        </w:rPr>
-        <w:t xml:space="preserve"> Web </w:t>
-      </w:r>
-      <w:r>
-        <w:rPr>
-          <w:rFonts w:eastAsia="Arial"/>
-          <w:color w:val="2D2D3A"/>
-        </w:rPr>
-        <w:t>ツールもその産物です。ブラウザだけで動くため、</w:t>
-      </w:r>
-      <w:r>
-        <w:rPr>
-          <w:rFonts w:eastAsia="Arial"/>
-          <w:color w:val="2D2D3A"/>
-        </w:rPr>
-        <w:t xml:space="preserve">R </w:t>
-      </w:r>
-      <w:r>
-        <w:rPr>
-          <w:rFonts w:eastAsia="Arial"/>
-          <w:color w:val="2D2D3A"/>
-        </w:rPr>
-        <w:t>のインストール不要で手軽に試せます。</w:t>
+        <w:lastRenderedPageBreak/>
+        <w:t>軽に試せます。</w:t>
       </w:r>
     </w:p>
     <w:p>
@@ -2419,15 +1581,7 @@
           <w:rFonts w:eastAsia="Arial"/>
           <w:color w:val="2D2D3A"/>
         </w:rPr>
-        <w:t>。論文・研究への使用は自</w:t>
-      </w:r>
-      <w:r>
-        <w:rPr>
-          <w:rFonts w:eastAsia="Arial"/>
-          <w:color w:val="2D2D3A"/>
-        </w:rPr>
-        <w:lastRenderedPageBreak/>
-        <w:t>己責任でお願いします。よかったら使ってみてください。</w:t>
+        <w:t>。論文・研究への使用は自己責任でお願いします。よかったら使ってみてください。</w:t>
       </w:r>
     </w:p>
     <w:p>
@@ -2449,33 +1603,7 @@
           <w:szCs w:val="20"/>
           <w:shd w:val="clear" w:color="auto" w:fill="0F6E56"/>
         </w:rPr>
-        <w:t xml:space="preserve">  </w:t>
-      </w:r>
-      <w:proofErr w:type="spellStart"/>
-      <w:r>
-        <w:rPr>
-          <w:rFonts w:eastAsia="Arial"/>
-          <w:b/>
-          <w:bCs/>
-          <w:color w:val="FFFFFF"/>
-          <w:sz w:val="20"/>
-          <w:szCs w:val="20"/>
-          <w:shd w:val="clear" w:color="auto" w:fill="0F6E56"/>
-        </w:rPr>
-        <w:t>MetaVis</w:t>
-      </w:r>
-      <w:proofErr w:type="spellEnd"/>
-      <w:r>
-        <w:rPr>
-          <w:rFonts w:eastAsia="Arial"/>
-          <w:b/>
-          <w:bCs/>
-          <w:color w:val="FFFFFF"/>
-          <w:sz w:val="20"/>
-          <w:szCs w:val="20"/>
-          <w:shd w:val="clear" w:color="auto" w:fill="0F6E56"/>
-        </w:rPr>
-        <w:t xml:space="preserve">  </w:t>
+        <w:t xml:space="preserve">  MetaVis  </w:t>
       </w:r>
     </w:p>
     <w:p>
@@ -2489,15 +1617,7 @@
             <w:rFonts w:eastAsia="Arial"/>
             <w:color w:val="1558A7"/>
           </w:rPr>
-          <w:t xml:space="preserve">MetaVis: Javascript </w:t>
-        </w:r>
-        <w:r>
-          <w:rPr>
-            <w:rStyle w:val="a5"/>
-            <w:rFonts w:eastAsia="Arial"/>
-            <w:color w:val="1558A7"/>
-          </w:rPr>
-          <w:t>によるフロントエンドでのメタ解析</w:t>
+          <w:t>MetaVis: Javascript によるフロントエンドでのメタ解析</w:t>
         </w:r>
       </w:hyperlink>
     </w:p>
@@ -2510,49 +1630,7 @@
           <w:rFonts w:eastAsia="Arial"/>
           <w:color w:val="2D2D3A"/>
         </w:rPr>
-        <w:t xml:space="preserve">　</w:t>
-      </w:r>
-      <w:r>
-        <w:rPr>
-          <w:rFonts w:eastAsia="Arial"/>
-          <w:color w:val="2D2D3A"/>
-        </w:rPr>
-        <w:t xml:space="preserve">JavaScript </w:t>
-      </w:r>
-      <w:r>
-        <w:rPr>
-          <w:rFonts w:eastAsia="Arial"/>
-          <w:color w:val="2D2D3A"/>
-        </w:rPr>
-        <w:t>のみで動く、ブラウザ完結のメタ解析ビューアーです。指定の</w:t>
-      </w:r>
-      <w:r>
-        <w:rPr>
-          <w:rFonts w:eastAsia="Arial"/>
-          <w:color w:val="2D2D3A"/>
-        </w:rPr>
-        <w:t xml:space="preserve"> CSV </w:t>
-      </w:r>
-      <w:r>
-        <w:rPr>
-          <w:rFonts w:eastAsia="Arial"/>
-          <w:color w:val="2D2D3A"/>
-        </w:rPr>
-        <w:t>を読み込むとフォレストプロットをその場で描画できます。</w:t>
-      </w:r>
-      <w:r>
-        <w:rPr>
-          <w:rFonts w:eastAsia="Arial"/>
-          <w:color w:val="2D2D3A"/>
-        </w:rPr>
-        <w:t xml:space="preserve">R </w:t>
-      </w:r>
-      <w:r>
-        <w:rPr>
-          <w:rFonts w:eastAsia="Arial"/>
-          <w:color w:val="2D2D3A"/>
-        </w:rPr>
-        <w:t>がなくても視覚的にメタ解析の結果を確認したい場面で活躍します。</w:t>
+        <w:t xml:space="preserve">　JavaScript のみで動く、ブラウザ完結のメタ解析ビューアーです。指定の CSV を読み込むとフォレストプロットをその場で描画できます。R がなくても視覚的にメタ解析の結果を確認したい場面で活躍します。</w:t>
       </w:r>
     </w:p>
     <w:p>
@@ -2566,25 +1644,7 @@
           <w:bCs/>
           <w:color w:val="1A1A2E"/>
         </w:rPr>
-        <w:t>使用する</w:t>
-      </w:r>
-      <w:r>
-        <w:rPr>
-          <w:rFonts w:eastAsia="Arial"/>
-          <w:b/>
-          <w:bCs/>
-          <w:color w:val="1A1A2E"/>
-        </w:rPr>
-        <w:t xml:space="preserve"> CSV </w:t>
-      </w:r>
-      <w:r>
-        <w:rPr>
-          <w:rFonts w:eastAsia="Arial"/>
-          <w:b/>
-          <w:bCs/>
-          <w:color w:val="1A1A2E"/>
-        </w:rPr>
-        <w:t>の列構成：</w:t>
+        <w:t>使用する CSV の列構成：</w:t>
       </w:r>
       <w:r>
         <w:rPr>
@@ -2593,59 +1653,8 @@
           <w:sz w:val="20"/>
           <w:szCs w:val="20"/>
         </w:rPr>
-        <w:t xml:space="preserve">  study, year, </w:t>
-      </w:r>
-      <w:proofErr w:type="spellStart"/>
-      <w:r>
-        <w:rPr>
-          <w:rFonts w:ascii="Courier New" w:eastAsia="Courier New" w:hAnsi="Courier New" w:cs="Courier New"/>
-          <w:color w:val="0F6E56"/>
-          <w:sz w:val="20"/>
-          <w:szCs w:val="20"/>
-        </w:rPr>
-        <w:t>evente</w:t>
-      </w:r>
-      <w:proofErr w:type="spellEnd"/>
-      <w:r>
-        <w:rPr>
-          <w:rFonts w:ascii="Courier New" w:eastAsia="Courier New" w:hAnsi="Courier New" w:cs="Courier New"/>
-          <w:color w:val="0F6E56"/>
-          <w:sz w:val="20"/>
-          <w:szCs w:val="20"/>
-        </w:rPr>
-        <w:t xml:space="preserve">, ne, </w:t>
-      </w:r>
-      <w:proofErr w:type="spellStart"/>
-      <w:r>
-        <w:rPr>
-          <w:rFonts w:ascii="Courier New" w:eastAsia="Courier New" w:hAnsi="Courier New" w:cs="Courier New"/>
-          <w:color w:val="0F6E56"/>
-          <w:sz w:val="20"/>
-          <w:szCs w:val="20"/>
-        </w:rPr>
-        <w:t>eventc</w:t>
-      </w:r>
-      <w:proofErr w:type="spellEnd"/>
-      <w:r>
-        <w:rPr>
-          <w:rFonts w:ascii="Courier New" w:eastAsia="Courier New" w:hAnsi="Courier New" w:cs="Courier New"/>
-          <w:color w:val="0F6E56"/>
-          <w:sz w:val="20"/>
-          <w:szCs w:val="20"/>
-        </w:rPr>
-        <w:t xml:space="preserve">, </w:t>
-      </w:r>
-      <w:proofErr w:type="spellStart"/>
-      <w:r>
-        <w:rPr>
-          <w:rFonts w:ascii="Courier New" w:eastAsia="Courier New" w:hAnsi="Courier New" w:cs="Courier New"/>
-          <w:color w:val="0F6E56"/>
-          <w:sz w:val="20"/>
-          <w:szCs w:val="20"/>
-        </w:rPr>
-        <w:t>nc</w:t>
-      </w:r>
-      <w:proofErr w:type="spellEnd"/>
+        <w:t xml:space="preserve">  study, year, evente, ne, eventc, nc</w:t>
+      </w:r>
     </w:p>
     <w:p>
       <w:pPr>
@@ -2666,33 +1675,7 @@
           <w:szCs w:val="20"/>
           <w:shd w:val="clear" w:color="auto" w:fill="BA7517"/>
         </w:rPr>
-        <w:t xml:space="preserve">  </w:t>
-      </w:r>
-      <w:proofErr w:type="spellStart"/>
-      <w:r>
-        <w:rPr>
-          <w:rFonts w:eastAsia="Arial"/>
-          <w:b/>
-          <w:bCs/>
-          <w:color w:val="FFFFFF"/>
-          <w:sz w:val="20"/>
-          <w:szCs w:val="20"/>
-          <w:shd w:val="clear" w:color="auto" w:fill="BA7517"/>
-        </w:rPr>
-        <w:t>MetaCSVBuilder</w:t>
-      </w:r>
-      <w:proofErr w:type="spellEnd"/>
-      <w:r>
-        <w:rPr>
-          <w:rFonts w:eastAsia="Arial"/>
-          <w:b/>
-          <w:bCs/>
-          <w:color w:val="FFFFFF"/>
-          <w:sz w:val="20"/>
-          <w:szCs w:val="20"/>
-          <w:shd w:val="clear" w:color="auto" w:fill="BA7517"/>
-        </w:rPr>
-        <w:t xml:space="preserve">  </w:t>
+        <w:t xml:space="preserve">  MetaCSVBuilder  </w:t>
       </w:r>
     </w:p>
     <w:p>
@@ -2706,31 +1689,7 @@
             <w:rFonts w:eastAsia="Arial"/>
             <w:color w:val="1558A7"/>
           </w:rPr>
-          <w:t xml:space="preserve">MetaCSVBuilder: MetaVis </w:t>
-        </w:r>
-        <w:r>
-          <w:rPr>
-            <w:rStyle w:val="a5"/>
-            <w:rFonts w:eastAsia="Arial"/>
-            <w:color w:val="1558A7"/>
-          </w:rPr>
-          <w:t>等で使用可能な</w:t>
-        </w:r>
-        <w:r>
-          <w:rPr>
-            <w:rStyle w:val="a5"/>
-            <w:rFonts w:eastAsia="Arial"/>
-            <w:color w:val="1558A7"/>
-          </w:rPr>
-          <w:t xml:space="preserve"> CSV </w:t>
-        </w:r>
-        <w:r>
-          <w:rPr>
-            <w:rStyle w:val="a5"/>
-            <w:rFonts w:eastAsia="Arial"/>
-            <w:color w:val="1558A7"/>
-          </w:rPr>
-          <w:t>の作成</w:t>
+          <w:t>MetaCSVBuilder: MetaVis 等で使用可能な CSV の作成</w:t>
         </w:r>
       </w:hyperlink>
     </w:p>
@@ -2743,72 +1702,7 @@
           <w:rFonts w:eastAsia="Arial"/>
           <w:color w:val="2D2D3A"/>
         </w:rPr>
-        <w:t xml:space="preserve">　</w:t>
-      </w:r>
-      <w:proofErr w:type="spellStart"/>
-      <w:r>
-        <w:rPr>
-          <w:rFonts w:eastAsia="Arial"/>
-          <w:color w:val="2D2D3A"/>
-        </w:rPr>
-        <w:t>MetaVis</w:t>
-      </w:r>
-      <w:proofErr w:type="spellEnd"/>
-      <w:r>
-        <w:rPr>
-          <w:rFonts w:eastAsia="Arial"/>
-          <w:color w:val="2D2D3A"/>
-        </w:rPr>
-        <w:t xml:space="preserve"> </w:t>
-      </w:r>
-      <w:r>
-        <w:rPr>
-          <w:rFonts w:eastAsia="Arial"/>
-          <w:color w:val="2D2D3A"/>
-        </w:rPr>
-        <w:t>に読み込む</w:t>
-      </w:r>
-      <w:r>
-        <w:rPr>
-          <w:rFonts w:eastAsia="Arial"/>
-          <w:color w:val="2D2D3A"/>
-        </w:rPr>
-        <w:t xml:space="preserve"> CSV </w:t>
-      </w:r>
-      <w:r>
-        <w:rPr>
-          <w:rFonts w:eastAsia="Arial"/>
-          <w:color w:val="2D2D3A"/>
-        </w:rPr>
-        <w:t>を</w:t>
-      </w:r>
-      <w:r>
-        <w:rPr>
-          <w:rFonts w:eastAsia="Arial"/>
-          <w:color w:val="2D2D3A"/>
-        </w:rPr>
-        <w:t xml:space="preserve"> GUI </w:t>
-      </w:r>
-      <w:r>
-        <w:rPr>
-          <w:rFonts w:eastAsia="Arial"/>
-          <w:color w:val="2D2D3A"/>
-        </w:rPr>
-        <w:t>で作成できるツールです。論文から抽出したデータを手入力してそのまま</w:t>
-      </w:r>
-      <w:r>
-        <w:rPr>
-          <w:rFonts w:eastAsia="Arial"/>
-          <w:color w:val="2D2D3A"/>
-        </w:rPr>
-        <w:t xml:space="preserve"> CSV </w:t>
-      </w:r>
-      <w:r>
-        <w:rPr>
-          <w:rFonts w:eastAsia="Arial"/>
-          <w:color w:val="2D2D3A"/>
-        </w:rPr>
-        <w:t>ダウンロードできます。スプレッドシートを開かなくて済むのが地味に便利です。</w:t>
+        <w:t xml:space="preserve">　MetaVis に読み込む CSV を GUI で作成できるツールです。論文から抽出したデータを手入力してそのまま CSV ダウンロードできます。スプレッドシートを開かなくて済むのが地味に便利です。</w:t>
       </w:r>
     </w:p>
     <w:p>
@@ -2844,15 +1738,7 @@
             <w:rFonts w:eastAsia="Arial"/>
             <w:color w:val="1558A7"/>
           </w:rPr>
-          <w:t xml:space="preserve">Protocol Template: </w:t>
-        </w:r>
-        <w:r>
-          <w:rPr>
-            <w:rStyle w:val="a5"/>
-            <w:rFonts w:eastAsia="Arial"/>
-            <w:color w:val="1558A7"/>
-          </w:rPr>
-          <w:t>システマティックレビュー実施手順書</w:t>
+          <w:t>Protocol Template: システマティックレビュー実施手順書</w:t>
         </w:r>
       </w:hyperlink>
     </w:p>
@@ -2865,35 +1751,7 @@
           <w:rFonts w:eastAsia="Arial"/>
           <w:color w:val="2D2D3A"/>
         </w:rPr>
-        <w:t xml:space="preserve">　</w:t>
-      </w:r>
-      <w:r>
-        <w:rPr>
-          <w:rFonts w:eastAsia="Arial"/>
-          <w:color w:val="2D2D3A"/>
-        </w:rPr>
-        <w:t>SR</w:t>
-      </w:r>
-      <w:r>
-        <w:rPr>
-          <w:rFonts w:eastAsia="Arial"/>
-          <w:color w:val="2D2D3A"/>
-        </w:rPr>
-        <w:t>・メタ解析のプロトコルをブラウザ上で作成できるテンプレートです。</w:t>
-      </w:r>
-      <w:r>
-        <w:rPr>
-          <w:rFonts w:eastAsia="Arial"/>
-          <w:color w:val="2D2D3A"/>
-        </w:rPr>
-        <w:t xml:space="preserve">PROSPERO </w:t>
-      </w:r>
-      <w:r>
-        <w:rPr>
-          <w:rFonts w:eastAsia="Arial"/>
-          <w:color w:val="2D2D3A"/>
-        </w:rPr>
-        <w:t>への登録準備や、研究グループ内でのプロトコル共有に使えます。</w:t>
+        <w:t xml:space="preserve">　SR・メタ解析のプロトコルをブラウザ上で作成できるテンプレートです。PROSPERO への登録準備や、研究グループ内でのプロトコル共有に使えます。</w:t>
       </w:r>
     </w:p>
     <w:p>
@@ -2906,10 +1764,7 @@
         <w:pStyle w:val="1"/>
       </w:pPr>
       <w:r>
-        <w:t xml:space="preserve">4. </w:t>
-      </w:r>
-      <w:r>
-        <w:t>参考になる動画</w:t>
+        <w:t>4. 参考になる動画</w:t>
       </w:r>
     </w:p>
     <w:p>
@@ -2929,63 +1784,7 @@
           <w:rFonts w:eastAsia="Arial"/>
           <w:color w:val="2D2D3A"/>
         </w:rPr>
-        <w:t xml:space="preserve">　</w:t>
-      </w:r>
-      <w:r>
-        <w:rPr>
-          <w:rFonts w:eastAsia="Arial"/>
-          <w:color w:val="2D2D3A"/>
-        </w:rPr>
-        <w:t xml:space="preserve">R </w:t>
-      </w:r>
-      <w:r>
-        <w:rPr>
-          <w:rFonts w:eastAsia="Arial"/>
-          <w:color w:val="2D2D3A"/>
-        </w:rPr>
-        <w:t>での操作やメタ解析の概念を学ぶ際に参考にしている動画シリーズを紹介します。新田洲吾先生の</w:t>
-      </w:r>
-      <w:r>
-        <w:rPr>
-          <w:rFonts w:eastAsia="Arial"/>
-          <w:color w:val="2D2D3A"/>
-        </w:rPr>
-        <w:t xml:space="preserve"> YouTube </w:t>
-      </w:r>
-      <w:r>
-        <w:rPr>
-          <w:rFonts w:eastAsia="Arial"/>
-          <w:color w:val="2D2D3A"/>
-        </w:rPr>
-        <w:t>チャンネルで、システマティックレビューと</w:t>
-      </w:r>
-      <w:r>
-        <w:rPr>
-          <w:rFonts w:eastAsia="Arial"/>
-          <w:color w:val="2D2D3A"/>
-        </w:rPr>
-        <w:t xml:space="preserve"> EZR</w:t>
-      </w:r>
-      <w:r>
-        <w:rPr>
-          <w:rFonts w:eastAsia="Arial"/>
-          <w:color w:val="2D2D3A"/>
-        </w:rPr>
-        <w:t>（</w:t>
-      </w:r>
-      <w:r>
-        <w:rPr>
-          <w:rFonts w:eastAsia="Arial"/>
-          <w:color w:val="2D2D3A"/>
-        </w:rPr>
-        <w:t>Easy R</w:t>
-      </w:r>
-      <w:r>
-        <w:rPr>
-          <w:rFonts w:eastAsia="Arial"/>
-          <w:color w:val="2D2D3A"/>
-        </w:rPr>
-        <w:t>）を使ったメタ解析を日本語で丁寧に解説されています。</w:t>
+        <w:t xml:space="preserve">　R での操作やメタ解析の概念を学ぶ際に参考にしている動画シリーズを紹介します。新田洲吾先生の YouTube チャンネルで、システマティックレビューと EZR（Easy R）を使ったメタ解析を日本語で丁寧に解説されています。</w:t>
       </w:r>
     </w:p>
     <w:p>
@@ -3009,15 +1808,7 @@
             <w:rFonts w:eastAsia="Arial"/>
             <w:color w:val="1558A7"/>
           </w:rPr>
-          <w:t xml:space="preserve">11.1 </w:t>
-        </w:r>
-        <w:r>
-          <w:rPr>
-            <w:rStyle w:val="a5"/>
-            <w:rFonts w:eastAsia="Arial"/>
-            <w:color w:val="1558A7"/>
-          </w:rPr>
-          <w:t>メタアナリシスにおけるシステマティックレビューについて</w:t>
+          <w:t>11.1 メタアナリシスにおけるシステマティックレビューについて</w:t>
         </w:r>
       </w:hyperlink>
     </w:p>
@@ -3037,15 +1828,7 @@
             <w:rFonts w:eastAsia="Arial"/>
             <w:color w:val="1558A7"/>
           </w:rPr>
-          <w:t xml:space="preserve">11.2 </w:t>
-        </w:r>
-        <w:r>
-          <w:rPr>
-            <w:rStyle w:val="a5"/>
-            <w:rFonts w:eastAsia="Arial"/>
-            <w:color w:val="1558A7"/>
-          </w:rPr>
-          <w:t>メタアナリシスで用いられる解析でのポイントについて</w:t>
+          <w:t>11.2 メタアナリシスで用いられる解析でのポイントについて</w:t>
         </w:r>
       </w:hyperlink>
     </w:p>
@@ -3065,55 +1848,7 @@
             <w:rFonts w:eastAsia="Arial"/>
             <w:color w:val="1558A7"/>
           </w:rPr>
-          <w:t xml:space="preserve">11.3 EZR </w:t>
-        </w:r>
-        <w:r>
-          <w:rPr>
-            <w:rStyle w:val="a5"/>
-            <w:rFonts w:eastAsia="Arial"/>
-            <w:color w:val="1558A7"/>
-          </w:rPr>
-          <w:t>でメタアナリシス</w:t>
-        </w:r>
-        <w:r>
-          <w:rPr>
-            <w:rStyle w:val="a5"/>
-            <w:rFonts w:eastAsia="Arial"/>
-            <w:color w:val="1558A7"/>
-          </w:rPr>
-          <w:t xml:space="preserve"> 2</w:t>
-        </w:r>
-        <w:r>
-          <w:rPr>
-            <w:rStyle w:val="a5"/>
-            <w:rFonts w:eastAsia="Arial"/>
-            <w:color w:val="1558A7"/>
-          </w:rPr>
-          <w:t>値アウトカム</w:t>
-        </w:r>
-        <w:r>
-          <w:rPr>
-            <w:rStyle w:val="a5"/>
-            <w:rFonts w:eastAsia="Arial"/>
-            <w:color w:val="1558A7"/>
-          </w:rPr>
-          <w:t xml:space="preserve"> </w:t>
-        </w:r>
-        <w:r>
-          <w:rPr>
-            <w:rStyle w:val="a5"/>
-            <w:rFonts w:eastAsia="Arial"/>
-            <w:color w:val="1558A7"/>
-          </w:rPr>
-          <w:t>パート</w:t>
-        </w:r>
-        <w:r>
-          <w:rPr>
-            <w:rStyle w:val="a5"/>
-            <w:rFonts w:eastAsia="Arial"/>
-            <w:color w:val="1558A7"/>
-          </w:rPr>
-          <w:t>1</w:t>
+          <w:t>11.3 EZR でメタアナリシス 2値アウトカム パート1</w:t>
         </w:r>
       </w:hyperlink>
     </w:p>
@@ -3133,55 +1868,7 @@
             <w:rFonts w:eastAsia="Arial"/>
             <w:color w:val="1558A7"/>
           </w:rPr>
-          <w:t xml:space="preserve">11.4 EZR </w:t>
-        </w:r>
-        <w:r>
-          <w:rPr>
-            <w:rStyle w:val="a5"/>
-            <w:rFonts w:eastAsia="Arial"/>
-            <w:color w:val="1558A7"/>
-          </w:rPr>
-          <w:t>でメタアナリシス</w:t>
-        </w:r>
-        <w:r>
-          <w:rPr>
-            <w:rStyle w:val="a5"/>
-            <w:rFonts w:eastAsia="Arial"/>
-            <w:color w:val="1558A7"/>
-          </w:rPr>
-          <w:t xml:space="preserve"> 2</w:t>
-        </w:r>
-        <w:r>
-          <w:rPr>
-            <w:rStyle w:val="a5"/>
-            <w:rFonts w:eastAsia="Arial"/>
-            <w:color w:val="1558A7"/>
-          </w:rPr>
-          <w:t>値アウトカム</w:t>
-        </w:r>
-        <w:r>
-          <w:rPr>
-            <w:rStyle w:val="a5"/>
-            <w:rFonts w:eastAsia="Arial"/>
-            <w:color w:val="1558A7"/>
-          </w:rPr>
-          <w:t xml:space="preserve"> </w:t>
-        </w:r>
-        <w:r>
-          <w:rPr>
-            <w:rStyle w:val="a5"/>
-            <w:rFonts w:eastAsia="Arial"/>
-            <w:color w:val="1558A7"/>
-          </w:rPr>
-          <w:t>パート</w:t>
-        </w:r>
-        <w:r>
-          <w:rPr>
-            <w:rStyle w:val="a5"/>
-            <w:rFonts w:eastAsia="Arial"/>
-            <w:color w:val="1558A7"/>
-          </w:rPr>
-          <w:t>2</w:t>
+          <w:t>11.4 EZR でメタアナリシス 2値アウトカム パート2</w:t>
         </w:r>
       </w:hyperlink>
     </w:p>
@@ -3215,57 +1902,7 @@
           <w:rFonts w:eastAsia="Arial"/>
           <w:color w:val="2D2D3A"/>
         </w:rPr>
-        <w:t xml:space="preserve">　メタ解析は「統計解析の中でも特に敷居が高い」というイメージがありましたが、手を動</w:t>
-      </w:r>
-      <w:r>
-        <w:rPr>
-          <w:rFonts w:eastAsia="Arial"/>
-          <w:color w:val="2D2D3A"/>
-        </w:rPr>
-        <w:lastRenderedPageBreak/>
-        <w:t>かしてみると意外と形になっていきます。</w:t>
-      </w:r>
-      <w:r>
-        <w:rPr>
-          <w:rFonts w:eastAsia="Arial"/>
-          <w:color w:val="2D2D3A"/>
-        </w:rPr>
-        <w:t xml:space="preserve">R </w:t>
-      </w:r>
-      <w:r>
-        <w:rPr>
-          <w:rFonts w:eastAsia="Arial"/>
-          <w:color w:val="2D2D3A"/>
-        </w:rPr>
-        <w:t>の文法はまだ怪しいですし、ツールの精度も道半ばですが、</w:t>
-      </w:r>
-      <w:r>
-        <w:rPr>
-          <w:rFonts w:eastAsia="Arial"/>
-          <w:color w:val="2D2D3A"/>
-        </w:rPr>
-        <w:t xml:space="preserve">Claude </w:t>
-      </w:r>
-      <w:r>
-        <w:rPr>
-          <w:rFonts w:eastAsia="Arial"/>
-          <w:color w:val="2D2D3A"/>
-        </w:rPr>
-        <w:t>をはじめとする生成</w:t>
-      </w:r>
-      <w:r>
-        <w:rPr>
-          <w:rFonts w:eastAsia="Arial"/>
-          <w:color w:val="2D2D3A"/>
-        </w:rPr>
-        <w:t xml:space="preserve"> AI </w:t>
-      </w:r>
-      <w:r>
-        <w:rPr>
-          <w:rFonts w:eastAsia="Arial"/>
-          <w:color w:val="2D2D3A"/>
-        </w:rPr>
-        <w:t>の助けを借りながら、少しずつ前に進んでいます。</w:t>
+        <w:t xml:space="preserve">　メタ解析は「統計解析の中でも特に敷居が高い」というイメージがありましたが、手を動かしてみると意外と形になっていきます。R の文法はまだ怪しいですし、ツールの精度も道半ばですが、Claude をはじめとする生成 AI の助けを借りながら、少しずつ前に進んでいます。</w:t>
       </w:r>
     </w:p>
     <w:p>
@@ -3306,62 +1943,7 @@
           <w:sz w:val="16"/>
           <w:szCs w:val="16"/>
         </w:rPr>
-        <w:t>※</w:t>
-      </w:r>
-      <w:r>
-        <w:rPr>
-          <w:rFonts w:eastAsia="Arial"/>
-          <w:i/>
-          <w:iCs/>
-          <w:color w:val="AAAAAA"/>
-          <w:sz w:val="16"/>
-          <w:szCs w:val="16"/>
-        </w:rPr>
-        <w:t>本記事の作成に際して</w:t>
-      </w:r>
-      <w:r>
-        <w:rPr>
-          <w:rFonts w:eastAsia="Arial"/>
-          <w:i/>
-          <w:iCs/>
-          <w:color w:val="AAAAAA"/>
-          <w:sz w:val="16"/>
-          <w:szCs w:val="16"/>
-        </w:rPr>
-        <w:t xml:space="preserve"> Claude </w:t>
-      </w:r>
-      <w:r>
-        <w:rPr>
-          <w:rFonts w:eastAsia="Arial"/>
-          <w:i/>
-          <w:iCs/>
-          <w:color w:val="AAAAAA"/>
-          <w:sz w:val="16"/>
-          <w:szCs w:val="16"/>
-        </w:rPr>
-        <w:t xml:space="preserve">を活用していますが、内容を確認したうえで掲載しています。　</w:t>
-      </w:r>
-      <w:r>
-        <w:rPr>
-          <w:rFonts w:eastAsia="Arial"/>
-          <w:i/>
-          <w:iCs/>
-          <w:color w:val="AAAAAA"/>
-          <w:sz w:val="16"/>
-          <w:szCs w:val="16"/>
-        </w:rPr>
-        <w:t xml:space="preserve">© 2024 </w:t>
-      </w:r>
-      <w:r>
-        <w:rPr>
-          <w:rFonts w:eastAsia="Arial"/>
-          <w:i/>
-          <w:iCs/>
-          <w:color w:val="AAAAAA"/>
-          <w:sz w:val="16"/>
-          <w:szCs w:val="16"/>
-        </w:rPr>
-        <w:t>染方史郎の細菌楽教室</w:t>
+        <w:t>※本記事の作成に際して Claude を活用していますが、内容を確認したうえで掲載しています。　© 2024 染方史郎の細菌楽教室</w:t>
       </w:r>
     </w:p>
     <w:sectPr>
